--- a/00_总控宪章与自动化引擎/01_从0到1剧集全流程十大阶段把控标准专著/09_《第九阶段：成片视频产出、开播前“三阶漏斗”预告片剪辑与播映期幕后特辑制作标准》.docx
+++ b/00_总控宪章与自动化引擎/01_从0到1剧集全流程十大阶段把控标准专著/09_《第九阶段：成片视频产出、开播前“三阶漏斗”预告片剪辑与播映期幕后特辑制作标准》.docx
@@ -170,9 +170,6 @@
         </w:tc>
       </w:tr>
       <w:tr>
-        <w:trPr>
-          <w:cantSplit/>
-        </w:trPr>
         <w:tc>
           <w:tcPr>
             <w:tcW w:type="dxa" w:w="2592"/>
@@ -269,9 +266,6 @@
         </w:tc>
       </w:tr>
       <w:tr>
-        <w:trPr>
-          <w:cantSplit/>
-        </w:trPr>
         <w:tc>
           <w:tcPr>
             <w:tcW w:type="dxa" w:w="2592"/>
@@ -369,9 +363,6 @@
         </w:tc>
       </w:tr>
       <w:tr>
-        <w:trPr>
-          <w:cantSplit/>
-        </w:trPr>
         <w:tc>
           <w:tcPr>
             <w:tcW w:type="dxa" w:w="2592"/>
@@ -574,9 +565,6 @@
         </w:tc>
       </w:tr>
       <w:tr>
-        <w:trPr>
-          <w:cantSplit/>
-        </w:trPr>
         <w:tc>
           <w:tcPr>
             <w:tcW w:type="dxa" w:w="3096"/>
@@ -637,9 +625,6 @@
         </w:tc>
       </w:tr>
       <w:tr>
-        <w:trPr>
-          <w:cantSplit/>
-        </w:trPr>
         <w:tc>
           <w:tcPr>
             <w:tcW w:type="dxa" w:w="3096"/>
@@ -702,9 +687,6 @@
         </w:tc>
       </w:tr>
       <w:tr>
-        <w:trPr>
-          <w:cantSplit/>
-        </w:trPr>
         <w:tc>
           <w:tcPr>
             <w:tcW w:type="dxa" w:w="3096"/>
@@ -765,9 +747,6 @@
         </w:tc>
       </w:tr>
       <w:tr>
-        <w:trPr>
-          <w:cantSplit/>
-        </w:trPr>
         <w:tc>
           <w:tcPr>
             <w:tcW w:type="dxa" w:w="3096"/>

--- a/00_总控宪章与自动化引擎/01_从0到1剧集全流程十大阶段把控标准专著/09_《第九阶段：成片视频产出、开播前“三阶漏斗”预告片剪辑与播映期幕后特辑制作标准》.docx
+++ b/00_总控宪章与自动化引擎/01_从0到1剧集全流程十大阶段把控标准专著/09_《第九阶段：成片视频产出、开播前“三阶漏斗”预告片剪辑与播映期幕后特辑制作标准》.docx
@@ -809,6 +809,399 @@
         </w:tc>
       </w:tr>
     </w:tbl>
+    <w:p>
+      <w:pPr>
+        <w:spacing w:before="200" w:after="80" w:line="384" w:lineRule="auto"/>
+        <w:jc w:val="left"/>
+      </w:pPr>
+      <w:r>
+        <w:rPr>
+          <w:rFonts w:ascii="Arial" w:hAnsi="Arial" w:eastAsia="黑体"/>
+          <w:b/>
+          <w:color w:val="192D55"/>
+          <w:sz w:val="25"/>
+        </w:rPr>
+        <w:t>第三章　【成片与宣发实操工具】16宫格微距一致性核验标准与三阶预告片/幕后特辑质检表</w:t>
+      </w:r>
+    </w:p>
+    <w:tbl>
+      <w:tblPr>
+        <w:tblStyle w:val="TableGrid"/>
+        <w:tblW w:type="auto" w:w="0"/>
+        <w:jc w:val="center"/>
+        <w:tblLayout w:type="fixed"/>
+        <w:tblLook w:firstColumn="1" w:firstRow="1" w:lastColumn="0" w:lastRow="0" w:noHBand="0" w:noVBand="1" w:val="04A0"/>
+      </w:tblPr>
+      <w:tblGrid>
+        <w:gridCol w:w="3456"/>
+        <w:gridCol w:w="3456"/>
+        <w:gridCol w:w="3456"/>
+      </w:tblGrid>
+      <w:tr>
+        <w:trPr>
+          <w:tblHeader/>
+          <w:cantSplit/>
+        </w:trPr>
+        <w:tc>
+          <w:tcPr>
+            <w:tcW w:type="dxa" w:w="2664"/>
+            <w:vAlign w:val="center"/>
+            <w:tcMar>
+              <w:top w:w="130" w:type="dxa"/>
+              <w:bottom w:w="130" w:type="dxa"/>
+              <w:left w:w="150" w:type="dxa"/>
+              <w:right w:w="150" w:type="dxa"/>
+            </w:tcMar>
+            <w:shd w:fill="1F3864"/>
+          </w:tcPr>
+          <w:p>
+            <w:pPr>
+              <w:spacing w:before="40" w:after="40" w:line="312" w:lineRule="auto"/>
+              <w:jc w:val="center"/>
+            </w:pPr>
+            <w:r/>
+            <w:r>
+              <w:rPr>
+                <w:rFonts w:ascii="Arial" w:hAnsi="Arial" w:eastAsia="黑体"/>
+                <w:b/>
+                <w:color w:val="FFFFFF"/>
+                <w:sz w:val="19"/>
+              </w:rPr>
+              <w:t>实操把控与自检维度</w:t>
+            </w:r>
+          </w:p>
+        </w:tc>
+        <w:tc>
+          <w:tcPr>
+            <w:tcW w:type="dxa" w:w="4104"/>
+            <w:vAlign w:val="center"/>
+            <w:tcMar>
+              <w:top w:w="130" w:type="dxa"/>
+              <w:bottom w:w="130" w:type="dxa"/>
+              <w:left w:w="150" w:type="dxa"/>
+              <w:right w:w="150" w:type="dxa"/>
+            </w:tcMar>
+            <w:shd w:fill="1F3864"/>
+          </w:tcPr>
+          <w:p>
+            <w:pPr>
+              <w:spacing w:before="40" w:after="40" w:line="312" w:lineRule="auto"/>
+              <w:jc w:val="center"/>
+            </w:pPr>
+            <w:r/>
+            <w:r>
+              <w:rPr>
+                <w:rFonts w:ascii="Arial" w:hAnsi="Arial" w:eastAsia="黑体"/>
+                <w:b/>
+                <w:color w:val="FFFFFF"/>
+                <w:sz w:val="19"/>
+              </w:rPr>
+              <w:t>工业级执行标准与质检清单（Checklist）</w:t>
+            </w:r>
+          </w:p>
+        </w:tc>
+        <w:tc>
+          <w:tcPr>
+            <w:tcW w:type="dxa" w:w="3600"/>
+            <w:vAlign w:val="center"/>
+            <w:tcMar>
+              <w:top w:w="130" w:type="dxa"/>
+              <w:bottom w:w="130" w:type="dxa"/>
+              <w:left w:w="150" w:type="dxa"/>
+              <w:right w:w="150" w:type="dxa"/>
+            </w:tcMar>
+            <w:shd w:fill="1F3864"/>
+          </w:tcPr>
+          <w:p>
+            <w:pPr>
+              <w:spacing w:before="40" w:after="40" w:line="312" w:lineRule="auto"/>
+              <w:jc w:val="center"/>
+            </w:pPr>
+            <w:r/>
+            <w:r>
+              <w:rPr>
+                <w:rFonts w:ascii="Arial" w:hAnsi="Arial" w:eastAsia="黑体"/>
+                <w:b/>
+                <w:color w:val="FFFFFF"/>
+                <w:sz w:val="19"/>
+              </w:rPr>
+              <w:t>新剧项目落地填写区</w:t>
+            </w:r>
+          </w:p>
+        </w:tc>
+      </w:tr>
+      <w:tr>
+        <w:tc>
+          <w:tcPr>
+            <w:tcW w:type="dxa" w:w="2664"/>
+            <w:vAlign w:val="center"/>
+            <w:tcMar>
+              <w:top w:w="105" w:type="dxa"/>
+              <w:bottom w:w="105" w:type="dxa"/>
+              <w:left w:w="145" w:type="dxa"/>
+              <w:right w:w="145" w:type="dxa"/>
+            </w:tcMar>
+          </w:tcPr>
+          <w:p>
+            <w:pPr>
+              <w:spacing w:before="40" w:after="40" w:line="341" w:lineRule="auto"/>
+              <w:jc w:val="left"/>
+            </w:pPr>
+            <w:r/>
+            <w:r>
+              <w:rPr>
+                <w:rFonts w:ascii="Times New Roman" w:hAnsi="Times New Roman" w:eastAsia="宋体"/>
+                <w:b/>
+                <w:color w:val="191919"/>
+                <w:sz w:val="19"/>
+              </w:rPr>
+              <w:t>1. 全角色/道具16宫格微距视觉核验</w:t>
+            </w:r>
+          </w:p>
+        </w:tc>
+        <w:tc>
+          <w:tcPr>
+            <w:tcW w:type="dxa" w:w="4104"/>
+            <w:vAlign w:val="center"/>
+            <w:tcMar>
+              <w:top w:w="105" w:type="dxa"/>
+              <w:bottom w:w="105" w:type="dxa"/>
+              <w:left w:w="145" w:type="dxa"/>
+              <w:right w:w="145" w:type="dxa"/>
+            </w:tcMar>
+          </w:tcPr>
+          <w:p>
+            <w:pPr>
+              <w:spacing w:before="40" w:after="40" w:line="341" w:lineRule="auto"/>
+              <w:jc w:val="left"/>
+            </w:pPr>
+            <w:r/>
+            <w:r>
+              <w:rPr>
+                <w:rFonts w:ascii="Times New Roman" w:hAnsi="Times New Roman" w:eastAsia="宋体"/>
+                <w:b w:val="0"/>
+                <w:color w:val="191919"/>
+                <w:sz w:val="19"/>
+              </w:rPr>
+              <w:t>针对每集核心登场角色面部神态与关键道具，建立4×4（16宫格）微距实证图谱，确保跨集伤疤位置、发型、服装内搭、道具细节100%零穿帮。</w:t>
+            </w:r>
+          </w:p>
+        </w:tc>
+        <w:tc>
+          <w:tcPr>
+            <w:tcW w:type="dxa" w:w="3600"/>
+            <w:vAlign w:val="center"/>
+            <w:tcMar>
+              <w:top w:w="105" w:type="dxa"/>
+              <w:bottom w:w="105" w:type="dxa"/>
+              <w:left w:w="145" w:type="dxa"/>
+              <w:right w:w="145" w:type="dxa"/>
+            </w:tcMar>
+          </w:tcPr>
+          <w:p>
+            <w:pPr>
+              <w:spacing w:before="40" w:after="40" w:line="341" w:lineRule="auto"/>
+              <w:jc w:val="left"/>
+            </w:pPr>
+            <w:r/>
+            <w:r>
+              <w:rPr>
+                <w:rFonts w:ascii="Times New Roman" w:hAnsi="Times New Roman" w:eastAsia="宋体"/>
+                <w:b w:val="0"/>
+                <w:color w:val="191919"/>
+                <w:sz w:val="19"/>
+              </w:rPr>
+              <w:t>□ 已建立每集角色面部16宫格图谱</w:t>
+              <w:br/>
+              <w:t>□ 已建立每集关键道具16宫格图谱</w:t>
+              <w:br/>
+              <w:t>□ 跨集伤疤/发型/内搭100%一致</w:t>
+            </w:r>
+          </w:p>
+        </w:tc>
+      </w:tr>
+      <w:tr>
+        <w:tc>
+          <w:tcPr>
+            <w:tcW w:type="dxa" w:w="2664"/>
+            <w:vAlign w:val="center"/>
+            <w:tcMar>
+              <w:top w:w="105" w:type="dxa"/>
+              <w:bottom w:w="105" w:type="dxa"/>
+              <w:left w:w="145" w:type="dxa"/>
+              <w:right w:w="145" w:type="dxa"/>
+            </w:tcMar>
+            <w:shd w:fill="F7FAFC"/>
+          </w:tcPr>
+          <w:p>
+            <w:pPr>
+              <w:spacing w:before="40" w:after="40" w:line="341" w:lineRule="auto"/>
+              <w:jc w:val="left"/>
+            </w:pPr>
+            <w:r/>
+            <w:r>
+              <w:rPr>
+                <w:rFonts w:ascii="Times New Roman" w:hAnsi="Times New Roman" w:eastAsia="宋体"/>
+                <w:b/>
+                <w:color w:val="191919"/>
+                <w:sz w:val="19"/>
+              </w:rPr>
+              <w:t>2. 三阶漏斗预告片原片逐秒精审</w:t>
+            </w:r>
+          </w:p>
+        </w:tc>
+        <w:tc>
+          <w:tcPr>
+            <w:tcW w:type="dxa" w:w="4104"/>
+            <w:vAlign w:val="center"/>
+            <w:tcMar>
+              <w:top w:w="105" w:type="dxa"/>
+              <w:bottom w:w="105" w:type="dxa"/>
+              <w:left w:w="145" w:type="dxa"/>
+              <w:right w:w="145" w:type="dxa"/>
+            </w:tcMar>
+            <w:shd w:fill="F7FAFC"/>
+          </w:tcPr>
+          <w:p>
+            <w:pPr>
+              <w:spacing w:before="40" w:after="40" w:line="341" w:lineRule="auto"/>
+              <w:jc w:val="left"/>
+            </w:pPr>
+            <w:r/>
+            <w:r>
+              <w:rPr>
+                <w:rFonts w:ascii="Times New Roman" w:hAnsi="Times New Roman" w:eastAsia="宋体"/>
+                <w:b w:val="0"/>
+                <w:color w:val="191919"/>
+                <w:sz w:val="19"/>
+              </w:rPr>
+              <w:t>先导重“奇”（立高概念）、中段重“斗”（揭内部审判）、终极重“魂”（亮因果闭环与暖光主场回望）。所有预告片画面中的年轻角色必须严格按造型硬锁识别，所有画外音必须逐句检索定稿剧本核准真实说话人！</w:t>
+            </w:r>
+          </w:p>
+        </w:tc>
+        <w:tc>
+          <w:tcPr>
+            <w:tcW w:type="dxa" w:w="3600"/>
+            <w:vAlign w:val="center"/>
+            <w:tcMar>
+              <w:top w:w="105" w:type="dxa"/>
+              <w:bottom w:w="105" w:type="dxa"/>
+              <w:left w:w="145" w:type="dxa"/>
+              <w:right w:w="145" w:type="dxa"/>
+            </w:tcMar>
+            <w:shd w:fill="F7FAFC"/>
+          </w:tcPr>
+          <w:p>
+            <w:pPr>
+              <w:spacing w:before="40" w:after="40" w:line="341" w:lineRule="auto"/>
+              <w:jc w:val="left"/>
+            </w:pPr>
+            <w:r/>
+            <w:r>
+              <w:rPr>
+                <w:rFonts w:ascii="Times New Roman" w:hAnsi="Times New Roman" w:eastAsia="宋体"/>
+                <w:b w:val="0"/>
+                <w:color w:val="191919"/>
+                <w:sz w:val="19"/>
+              </w:rPr>
+              <w:t>□ 三支预告片年轻角色100%零认错</w:t>
+              <w:br/>
+              <w:t>□ 暖光转场与过道走位描述精准</w:t>
+              <w:br/>
+              <w:t>□ 全部画外音已对齐剧本说话人</w:t>
+            </w:r>
+          </w:p>
+        </w:tc>
+      </w:tr>
+      <w:tr>
+        <w:tc>
+          <w:tcPr>
+            <w:tcW w:type="dxa" w:w="2664"/>
+            <w:vAlign w:val="center"/>
+            <w:tcMar>
+              <w:top w:w="105" w:type="dxa"/>
+              <w:bottom w:w="105" w:type="dxa"/>
+              <w:left w:w="145" w:type="dxa"/>
+              <w:right w:w="145" w:type="dxa"/>
+            </w:tcMar>
+          </w:tcPr>
+          <w:p>
+            <w:pPr>
+              <w:spacing w:before="40" w:after="40" w:line="341" w:lineRule="auto"/>
+              <w:jc w:val="center"/>
+            </w:pPr>
+            <w:r/>
+            <w:r>
+              <w:rPr>
+                <w:rFonts w:ascii="Times New Roman" w:hAnsi="Times New Roman" w:eastAsia="宋体"/>
+                <w:b/>
+                <w:color w:val="191919"/>
+                <w:sz w:val="19"/>
+              </w:rPr>
+              <w:t>3. 四支播映期幕后特辑矩阵</w:t>
+            </w:r>
+          </w:p>
+        </w:tc>
+        <w:tc>
+          <w:tcPr>
+            <w:tcW w:type="dxa" w:w="4104"/>
+            <w:vAlign w:val="center"/>
+            <w:tcMar>
+              <w:top w:w="105" w:type="dxa"/>
+              <w:bottom w:w="105" w:type="dxa"/>
+              <w:left w:w="145" w:type="dxa"/>
+              <w:right w:w="145" w:type="dxa"/>
+            </w:tcMar>
+          </w:tcPr>
+          <w:p>
+            <w:pPr>
+              <w:spacing w:before="40" w:after="40" w:line="341" w:lineRule="auto"/>
+              <w:jc w:val="left"/>
+            </w:pPr>
+            <w:r/>
+            <w:r>
+              <w:rPr>
+                <w:rFonts w:ascii="Times New Roman" w:hAnsi="Times New Roman" w:eastAsia="宋体"/>
+                <w:b w:val="0"/>
+                <w:color w:val="191919"/>
+                <w:sz w:val="19"/>
+              </w:rPr>
+              <w:t>同步制作【核心设定特辑】【原生家庭亲情特辑】【女性成长救赎特辑】【青春同侪群像特辑】，将场内戏剧张力转化为场外社会话题共鸣。</w:t>
+            </w:r>
+          </w:p>
+        </w:tc>
+        <w:tc>
+          <w:tcPr>
+            <w:tcW w:type="dxa" w:w="3600"/>
+            <w:vAlign w:val="center"/>
+            <w:tcMar>
+              <w:top w:w="105" w:type="dxa"/>
+              <w:bottom w:w="105" w:type="dxa"/>
+              <w:left w:w="145" w:type="dxa"/>
+              <w:right w:w="145" w:type="dxa"/>
+            </w:tcMar>
+          </w:tcPr>
+          <w:p>
+            <w:pPr>
+              <w:spacing w:before="40" w:after="40" w:line="341" w:lineRule="auto"/>
+              <w:jc w:val="left"/>
+            </w:pPr>
+            <w:r/>
+            <w:r>
+              <w:rPr>
+                <w:rFonts w:ascii="Times New Roman" w:hAnsi="Times New Roman" w:eastAsia="宋体"/>
+                <w:b w:val="0"/>
+                <w:color w:val="191919"/>
+                <w:sz w:val="19"/>
+              </w:rPr>
+              <w:t>□ 四支幕后特辑主题与采访已锁定</w:t>
+              <w:br/>
+              <w:t>□ 核心主创金句已提炼入库</w:t>
+            </w:r>
+          </w:p>
+        </w:tc>
+      </w:tr>
+    </w:tbl>
     <w:sectPr>
       <w:pgSz w:w="12240" w:h="15840"/>
       <w:pgMar w:top="1080" w:right="936" w:bottom="1080" w:left="936" w:header="720" w:footer="720" w:gutter="0"/>
